--- a/resumes/percol-2021.docx
+++ b/resumes/percol-2021.docx
@@ -102,7 +102,22 @@
           <w:b w:val="0"/>
           <w:i w:val="0"/>
         </w:rPr>
-        <w:t xml:space="preserve"> (les stages rémunérés de plus de 2 mois comptent dans ce délai s'ils débouchent sur une embauche). Si vous quittez l'ICO, vous pouvez continuer à verser, sans abondement, tant que vous n'avez pas accès à un autre PERCOL chez votre nouvel employeur.</w:t>
+        <w:t xml:space="preserve"> (les stages de plus de 2 mois comptent dans ce délai s'ils débouchent sur une embauche ; les périodes de suspension du contrat ne sont pas déduites de ce calcul d'ancienneté). Si vous quittez l'ICO, vous pouvez continuer à verser, sans abondement et avec les frais de gestion à votre charge exclusive, tant que vous n'avez pas accès à un autre PERCOL chez votre nouvel employeur </w:t>
+      </w:r>
+      <w:r>
+        <w:rPr>
+          <w:b w:val="0"/>
+          <w:i/>
+          <w:color w:val="5B6578"/>
+        </w:rPr>
+        <w:t>(Art. 1)</w:t>
+      </w:r>
+      <w:r>
+        <w:rPr>
+          <w:b w:val="0"/>
+          <w:i w:val="0"/>
+        </w:rPr>
+        <w:t>.</w:t>
       </w:r>
     </w:p>
     <w:p>
@@ -365,6 +380,94 @@
           <w:b/>
           <w:i w:val="0"/>
         </w:rPr>
+        <w:t>Si vous quittez l'ICO (une fois le PERCOL ouvert)</w:t>
+      </w:r>
+      <w:r>
+        <w:rPr>
+          <w:b w:val="0"/>
+          <w:i w:val="0"/>
+        </w:rPr>
+        <w:t xml:space="preserve"> </w:t>
+      </w:r>
+      <w:r>
+        <w:rPr>
+          <w:b w:val="0"/>
+          <w:i/>
+          <w:color w:val="5B6578"/>
+        </w:rPr>
+        <w:t>(Art. 9)</w:t>
+      </w:r>
+    </w:p>
+    <w:p>
+      <w:pPr>
+        <w:pStyle w:val="ListBullet"/>
+      </w:pPr>
+      <w:r>
+        <w:rPr>
+          <w:b w:val="0"/>
+          <w:i w:val="0"/>
+        </w:rPr>
+        <w:t>Vous recevez un état récapitulatif de toutes vos sommes épargnées</w:t>
+      </w:r>
+    </w:p>
+    <w:p>
+      <w:pPr>
+        <w:pStyle w:val="ListBullet"/>
+      </w:pPr>
+      <w:r>
+        <w:rPr>
+          <w:b w:val="0"/>
+          <w:i w:val="0"/>
+        </w:rPr>
+        <w:t xml:space="preserve">Vous pouvez </w:t>
+      </w:r>
+      <w:r>
+        <w:rPr>
+          <w:b/>
+          <w:i w:val="0"/>
+        </w:rPr>
+        <w:t>conserver vos avoirs</w:t>
+      </w:r>
+      <w:r>
+        <w:rPr>
+          <w:b w:val="0"/>
+          <w:i w:val="0"/>
+        </w:rPr>
+        <w:t xml:space="preserve"> dans le Plan — mais les frais de tenue de compte vous seront alors facturés par prélèvement sur vos avoirs</w:t>
+      </w:r>
+    </w:p>
+    <w:p>
+      <w:pPr>
+        <w:pStyle w:val="ListBullet"/>
+      </w:pPr>
+      <w:r>
+        <w:rPr>
+          <w:b w:val="0"/>
+          <w:i w:val="0"/>
+        </w:rPr>
+        <w:t xml:space="preserve">Vous pouvez aussi demander le </w:t>
+      </w:r>
+      <w:r>
+        <w:rPr>
+          <w:b/>
+          <w:i w:val="0"/>
+        </w:rPr>
+        <w:t>transfert</w:t>
+      </w:r>
+      <w:r>
+        <w:rPr>
+          <w:b w:val="0"/>
+          <w:i w:val="0"/>
+        </w:rPr>
+        <w:t xml:space="preserve"> de vos sommes vers un autre plan d'épargne retraite (nouvelle entreprise), ce qui clôture votre compte dans le Plan de l'ICO</w:t>
+      </w:r>
+    </w:p>
+    <w:p>
+      <w:r>
+        <w:rPr>
+          <w:b/>
+          <w:i w:val="0"/>
+        </w:rPr>
         <w:t>Dates et signataires</w:t>
       </w:r>
     </w:p>
@@ -465,6 +568,213 @@
     <w:p>
       <w:r>
         <w:rPr>
+          <w:b/>
+          <w:i w:val="0"/>
+        </w:rPr>
+        <w:t>Suivi de l'accord</w:t>
+      </w:r>
+    </w:p>
+    <w:p>
+      <w:pPr>
+        <w:pStyle w:val="ListBullet"/>
+      </w:pPr>
+      <w:r>
+        <w:rPr>
+          <w:b/>
+          <w:i w:val="0"/>
+        </w:rPr>
+        <w:t>Gouvernance par les conseils de surveillance des FCPE</w:t>
+      </w:r>
+      <w:r>
+        <w:rPr>
+          <w:b w:val="0"/>
+          <w:i w:val="0"/>
+        </w:rPr>
+        <w:t xml:space="preserve"> </w:t>
+      </w:r>
+      <w:r>
+        <w:rPr>
+          <w:b w:val="0"/>
+          <w:i/>
+          <w:color w:val="5B6578"/>
+        </w:rPr>
+        <w:t>(Art. 8)</w:t>
+      </w:r>
+      <w:r>
+        <w:rPr>
+          <w:b w:val="0"/>
+          <w:i w:val="0"/>
+        </w:rPr>
+        <w:t xml:space="preserve"> : chaque FCPE du Plan dispose d'un conseil de surveillance chargé de l'examen de sa gestion financière, administrative et comptable. Il se réunit </w:t>
+      </w:r>
+      <w:r>
+        <w:rPr>
+          <w:b/>
+          <w:i w:val="0"/>
+        </w:rPr>
+        <w:t>au moins une fois par an</w:t>
+      </w:r>
+      <w:r>
+        <w:rPr>
+          <w:b w:val="0"/>
+          <w:i w:val="0"/>
+        </w:rPr>
+        <w:t xml:space="preserve"> pour examiner le </w:t>
+      </w:r>
+      <w:r>
+        <w:rPr>
+          <w:b/>
+          <w:i w:val="0"/>
+        </w:rPr>
+        <w:t>rapport annuel de gestion</w:t>
+      </w:r>
+      <w:r>
+        <w:rPr>
+          <w:b w:val="0"/>
+          <w:i w:val="0"/>
+        </w:rPr>
+        <w:t>, et décide des fusions, scissions ou liquidations. Les membres salariés y sont désignés par les organisations syndicales représentatives.</w:t>
+      </w:r>
+    </w:p>
+    <w:p>
+      <w:pPr>
+        <w:pStyle w:val="ListBullet"/>
+      </w:pPr>
+      <w:r>
+        <w:rPr>
+          <w:b/>
+          <w:i w:val="0"/>
+        </w:rPr>
+        <w:t>Information périodique du personnel et des titulaires</w:t>
+      </w:r>
+      <w:r>
+        <w:rPr>
+          <w:b w:val="0"/>
+          <w:i w:val="0"/>
+        </w:rPr>
+        <w:t xml:space="preserve"> </w:t>
+      </w:r>
+      <w:r>
+        <w:rPr>
+          <w:b w:val="0"/>
+          <w:i/>
+          <w:color w:val="5B6578"/>
+        </w:rPr>
+        <w:t>(Art. 7)</w:t>
+      </w:r>
+      <w:r>
+        <w:rPr>
+          <w:b w:val="0"/>
+          <w:i w:val="0"/>
+        </w:rPr>
+        <w:t xml:space="preserve"> : l'ICO informe le personnel de l'existence et du contenu du Plan, et communique immédiatement toute modification. Le gestionnaire adresse chaque année à chaque titulaire une information sur son épargne accumulée, et une information détaillée (performances, frais) avant l'ouverture du Plan puis actualisée chaque année.</w:t>
+      </w:r>
+    </w:p>
+    <w:p>
+      <w:pPr>
+        <w:pStyle w:val="ListBullet"/>
+      </w:pPr>
+      <w:r>
+        <w:rPr>
+          <w:b/>
+          <w:i w:val="0"/>
+        </w:rPr>
+        <w:t>Révision</w:t>
+      </w:r>
+      <w:r>
+        <w:rPr>
+          <w:b w:val="0"/>
+          <w:i w:val="0"/>
+        </w:rPr>
+        <w:t xml:space="preserve"> </w:t>
+      </w:r>
+      <w:r>
+        <w:rPr>
+          <w:b w:val="0"/>
+          <w:i/>
+          <w:color w:val="5B6578"/>
+        </w:rPr>
+        <w:t>(Art. 10)</w:t>
+      </w:r>
+      <w:r>
+        <w:rPr>
+          <w:b w:val="0"/>
+          <w:i w:val="0"/>
+        </w:rPr>
+        <w:t xml:space="preserve"> : toute modification du règlement du Plan fait l'objet d'un avenant conclu dans les mêmes formes que le règlement initial, déposé à la DIRECCTE.</w:t>
+      </w:r>
+    </w:p>
+    <w:p>
+      <w:pPr>
+        <w:pStyle w:val="ListBullet"/>
+      </w:pPr>
+      <w:r>
+        <w:rPr>
+          <w:b/>
+          <w:i w:val="0"/>
+        </w:rPr>
+        <w:t>Durée et dénonciation</w:t>
+      </w:r>
+      <w:r>
+        <w:rPr>
+          <w:b w:val="0"/>
+          <w:i w:val="0"/>
+        </w:rPr>
+        <w:t xml:space="preserve"> </w:t>
+      </w:r>
+      <w:r>
+        <w:rPr>
+          <w:b w:val="0"/>
+          <w:i/>
+          <w:color w:val="5B6578"/>
+        </w:rPr>
+        <w:t>(Art. 6)</w:t>
+      </w:r>
+      <w:r>
+        <w:rPr>
+          <w:b w:val="0"/>
+          <w:i w:val="0"/>
+        </w:rPr>
+        <w:t xml:space="preserve"> : Plan conclu pour une durée indéterminée ; il peut être dénoncé à tout moment avec un préavis de 3 mois, notifié à la DIRECCTE et, le cas échéant, aux partenaires sociaux.</w:t>
+      </w:r>
+    </w:p>
+    <w:p>
+      <w:pPr>
+        <w:pStyle w:val="ListBullet"/>
+      </w:pPr>
+      <w:r>
+        <w:rPr>
+          <w:b/>
+          <w:i w:val="0"/>
+        </w:rPr>
+        <w:t>Règlement amiable des litiges</w:t>
+      </w:r>
+      <w:r>
+        <w:rPr>
+          <w:b w:val="0"/>
+          <w:i w:val="0"/>
+        </w:rPr>
+        <w:t xml:space="preserve"> </w:t>
+      </w:r>
+      <w:r>
+        <w:rPr>
+          <w:b w:val="0"/>
+          <w:i/>
+          <w:color w:val="5B6578"/>
+        </w:rPr>
+        <w:t>(Art. 11)</w:t>
+      </w:r>
+      <w:r>
+        <w:rPr>
+          <w:b w:val="0"/>
+          <w:i w:val="0"/>
+        </w:rPr>
+        <w:t xml:space="preserve"> : avant de saisir les tribunaux, la direction et les titulaires du Plan s'efforcent de résoudre les différends à l'amiable au sein de l'Entreprise.</w:t>
+      </w:r>
+    </w:p>
+    <w:p>
+      <w:r>
+        <w:rPr>
           <w:color w:val="5B6578"/>
           <w:sz w:val="16"/>
         </w:rPr>
@@ -495,6 +805,32 @@
           <w:color w:val="5B6578"/>
         </w:rPr>
         <w:t xml:space="preserve"> (19/03/2021). Rappel : le PERCOL est aussi l'une des 3 options de placement possibles pour l'intéressement (voir résumé Intéressement).</w:t>
+      </w:r>
+    </w:p>
+    <w:p>
+      <w:r>
+        <w:rPr>
+          <w:b w:val="0"/>
+          <w:i/>
+          <w:color w:val="5B6578"/>
+        </w:rPr>
+        <w:t xml:space="preserve">Les références entre parenthèses renvoient aux articles de l'accord. Seul le texte intégral fait référence : </w:t>
+      </w:r>
+      <w:r>
+        <w:rPr>
+          <w:b w:val="0"/>
+          <w:i/>
+          <w:color w:val="5B6578"/>
+        </w:rPr>
+        <w:t>accord complet (PDF)</w:t>
+      </w:r>
+      <w:r>
+        <w:rPr>
+          <w:b w:val="0"/>
+          <w:i/>
+          <w:color w:val="5B6578"/>
+        </w:rPr>
+        <w:t>.</w:t>
       </w:r>
     </w:p>
     <w:sectPr>

--- a/resumes/percol-2021.docx
+++ b/resumes/percol-2021.docx
@@ -23,39 +23,6 @@
           <w:i w:val="0"/>
         </w:rPr>
         <w:t>Plan d'Épargne Retraite Collectif (PERCOL)</w:t>
-      </w:r>
-    </w:p>
-    <w:p>
-      <w:r>
-        <w:rPr>
-          <w:b/>
-          <w:i w:val="0"/>
-        </w:rPr>
-        <w:t>Le contexte en bref</w:t>
-      </w:r>
-      <w:r>
-        <w:rPr>
-          <w:b w:val="0"/>
-          <w:i w:val="0"/>
-        </w:rPr>
-        <w:t xml:space="preserve"> </w:t>
-      </w:r>
-      <w:r>
-        <w:rPr>
-          <w:b w:val="0"/>
-          <w:i/>
-          <w:color w:val="5B6578"/>
-        </w:rPr>
-        <w:t>(Préambule)</w:t>
-      </w:r>
-    </w:p>
-    <w:p>
-      <w:r>
-        <w:rPr>
-          <w:b w:val="0"/>
-          <w:i w:val="0"/>
-        </w:rPr>
-        <w:t>Un plan d'épargne retraite d'entreprise, régi par le Code monétaire et financier, ouvert à tous les salariés.</w:t>
       </w:r>
     </w:p>
     <w:p>

--- a/resumes/percol-2021.docx
+++ b/resumes/percol-2021.docx
@@ -529,7 +529,7 @@
           <w:b w:val="0"/>
           <w:i w:val="0"/>
         </w:rPr>
-        <w:t xml:space="preserve"> (Geneviève Perrocheau) — les 4 organisations ont signé.</w:t>
+        <w:t xml:space="preserve"> (Geneviève Perrocheau).</w:t>
       </w:r>
     </w:p>
     <w:p>
